--- a/ML_Clustering_Report.docx
+++ b/ML_Clustering_Report.docx
@@ -13,7 +13,7 @@
           <w:b/>
           <w:sz w:val="36"/>
         </w:rPr>
-        <w:t xml:space="preserve">ML Assignment | Clustering — UCI Heart Disease Dataset</w:t>
+        <w:t xml:space="preserve">ML Project | Clustering — UCI Heart Disease Dataset</w:t>
       </w:r>
     </w:p>
     <w:p>
@@ -92,6 +92,12 @@
             <w:insideH w:val="none" w:sz="0" w:space="0"/>
             <w:insideV w:val="none" w:sz="0" w:space="0"/>
           </w:tblBorders>
+          <w:tblCellMar>
+            <w:top w:w="0" w:type="dxa"/>
+            <w:left w:w="108" w:type="dxa"/>
+            <w:bottom w:w="0" w:type="dxa"/>
+            <w:right w:w="108" w:type="dxa"/>
+          </w:tblCellMar>
         </w:tblPrEx>
         <w:trPr>
           <w:trHeight w:hRule="atLeast" w:val="20"/>
@@ -100,7 +106,7 @@
           <w:tcPr>
             <w:tcW w:w="2880" w:type="dxa"/>
             <w:tcBorders/>
-            <w:shd w:fill="auto" w:color="auto"/>
+            <w:shd w:fill="auto" w:color="auto" w:val="clear"/>
             <w:vAlign w:val="top"/>
           </w:tcPr>
           <w:p>
@@ -116,7 +122,7 @@
           <w:tcPr>
             <w:tcW w:w="2880" w:type="dxa"/>
             <w:tcBorders/>
-            <w:shd w:fill="auto" w:color="auto"/>
+            <w:shd w:fill="auto" w:color="auto" w:val="clear"/>
             <w:vAlign w:val="top"/>
           </w:tcPr>
           <w:p>
@@ -132,7 +138,7 @@
           <w:tcPr>
             <w:tcW w:w="2880" w:type="dxa"/>
             <w:tcBorders/>
-            <w:shd w:fill="auto" w:color="auto"/>
+            <w:shd w:fill="auto" w:color="auto" w:val="clear"/>
             <w:vAlign w:val="top"/>
           </w:tcPr>
           <w:p>
@@ -155,6 +161,12 @@
             <w:insideH w:val="none" w:sz="0" w:space="0"/>
             <w:insideV w:val="none" w:sz="0" w:space="0"/>
           </w:tblBorders>
+          <w:tblCellMar>
+            <w:top w:w="0" w:type="dxa"/>
+            <w:left w:w="108" w:type="dxa"/>
+            <w:bottom w:w="0" w:type="dxa"/>
+            <w:right w:w="108" w:type="dxa"/>
+          </w:tblCellMar>
         </w:tblPrEx>
         <w:trPr>
           <w:trHeight w:hRule="atLeast" w:val="20"/>
@@ -163,7 +175,7 @@
           <w:tcPr>
             <w:tcW w:w="2880" w:type="dxa"/>
             <w:tcBorders/>
-            <w:shd w:fill="auto" w:color="auto"/>
+            <w:shd w:fill="auto" w:color="auto" w:val="clear"/>
             <w:vAlign w:val="top"/>
           </w:tcPr>
           <w:p>
@@ -179,7 +191,7 @@
           <w:tcPr>
             <w:tcW w:w="2880" w:type="dxa"/>
             <w:tcBorders/>
-            <w:shd w:fill="auto" w:color="auto"/>
+            <w:shd w:fill="auto" w:color="auto" w:val="clear"/>
             <w:vAlign w:val="top"/>
           </w:tcPr>
           <w:p>
@@ -195,7 +207,7 @@
           <w:tcPr>
             <w:tcW w:w="2880" w:type="dxa"/>
             <w:tcBorders/>
-            <w:shd w:fill="auto" w:color="auto"/>
+            <w:shd w:fill="auto" w:color="auto" w:val="clear"/>
             <w:vAlign w:val="top"/>
           </w:tcPr>
           <w:p>
@@ -218,6 +230,12 @@
             <w:insideH w:val="none" w:sz="0" w:space="0"/>
             <w:insideV w:val="none" w:sz="0" w:space="0"/>
           </w:tblBorders>
+          <w:tblCellMar>
+            <w:top w:w="0" w:type="dxa"/>
+            <w:left w:w="108" w:type="dxa"/>
+            <w:bottom w:w="0" w:type="dxa"/>
+            <w:right w:w="108" w:type="dxa"/>
+          </w:tblCellMar>
         </w:tblPrEx>
         <w:trPr>
           <w:trHeight w:hRule="atLeast" w:val="20"/>
@@ -226,7 +244,7 @@
           <w:tcPr>
             <w:tcW w:w="2880" w:type="dxa"/>
             <w:tcBorders/>
-            <w:shd w:fill="auto" w:color="auto"/>
+            <w:shd w:fill="auto" w:color="auto" w:val="clear"/>
             <w:vAlign w:val="top"/>
           </w:tcPr>
           <w:p>
@@ -242,7 +260,7 @@
           <w:tcPr>
             <w:tcW w:w="2880" w:type="dxa"/>
             <w:tcBorders/>
-            <w:shd w:fill="auto" w:color="auto"/>
+            <w:shd w:fill="auto" w:color="auto" w:val="clear"/>
             <w:vAlign w:val="top"/>
           </w:tcPr>
           <w:p>
@@ -258,7 +276,7 @@
           <w:tcPr>
             <w:tcW w:w="2880" w:type="dxa"/>
             <w:tcBorders/>
-            <w:shd w:fill="auto" w:color="auto"/>
+            <w:shd w:fill="auto" w:color="auto" w:val="clear"/>
             <w:vAlign w:val="top"/>
           </w:tcPr>
           <w:p>
@@ -281,6 +299,12 @@
             <w:insideH w:val="none" w:sz="0" w:space="0"/>
             <w:insideV w:val="none" w:sz="0" w:space="0"/>
           </w:tblBorders>
+          <w:tblCellMar>
+            <w:top w:w="0" w:type="dxa"/>
+            <w:left w:w="108" w:type="dxa"/>
+            <w:bottom w:w="0" w:type="dxa"/>
+            <w:right w:w="108" w:type="dxa"/>
+          </w:tblCellMar>
         </w:tblPrEx>
         <w:trPr>
           <w:trHeight w:hRule="atLeast" w:val="20"/>
@@ -289,7 +313,7 @@
           <w:tcPr>
             <w:tcW w:w="2880" w:type="dxa"/>
             <w:tcBorders/>
-            <w:shd w:fill="auto" w:color="auto"/>
+            <w:shd w:fill="auto" w:color="auto" w:val="clear"/>
             <w:vAlign w:val="top"/>
           </w:tcPr>
           <w:p>
@@ -305,7 +329,7 @@
           <w:tcPr>
             <w:tcW w:w="2880" w:type="dxa"/>
             <w:tcBorders/>
-            <w:shd w:fill="auto" w:color="auto"/>
+            <w:shd w:fill="auto" w:color="auto" w:val="clear"/>
             <w:vAlign w:val="top"/>
           </w:tcPr>
           <w:p>
@@ -321,7 +345,7 @@
           <w:tcPr>
             <w:tcW w:w="2880" w:type="dxa"/>
             <w:tcBorders/>
-            <w:shd w:fill="auto" w:color="auto"/>
+            <w:shd w:fill="auto" w:color="auto" w:val="clear"/>
             <w:vAlign w:val="top"/>
           </w:tcPr>
           <w:p>
@@ -344,6 +368,12 @@
             <w:insideH w:val="none" w:sz="0" w:space="0"/>
             <w:insideV w:val="none" w:sz="0" w:space="0"/>
           </w:tblBorders>
+          <w:tblCellMar>
+            <w:top w:w="0" w:type="dxa"/>
+            <w:left w:w="108" w:type="dxa"/>
+            <w:bottom w:w="0" w:type="dxa"/>
+            <w:right w:w="108" w:type="dxa"/>
+          </w:tblCellMar>
         </w:tblPrEx>
         <w:trPr>
           <w:trHeight w:hRule="atLeast" w:val="20"/>
@@ -352,7 +382,7 @@
           <w:tcPr>
             <w:tcW w:w="2880" w:type="dxa"/>
             <w:tcBorders/>
-            <w:shd w:fill="auto" w:color="auto"/>
+            <w:shd w:fill="auto" w:color="auto" w:val="clear"/>
             <w:vAlign w:val="top"/>
           </w:tcPr>
           <w:p>
@@ -368,7 +398,7 @@
           <w:tcPr>
             <w:tcW w:w="2880" w:type="dxa"/>
             <w:tcBorders/>
-            <w:shd w:fill="auto" w:color="auto"/>
+            <w:shd w:fill="auto" w:color="auto" w:val="clear"/>
             <w:vAlign w:val="top"/>
           </w:tcPr>
           <w:p>
@@ -384,7 +414,7 @@
           <w:tcPr>
             <w:tcW w:w="2880" w:type="dxa"/>
             <w:tcBorders/>
-            <w:shd w:fill="auto" w:color="auto"/>
+            <w:shd w:fill="auto" w:color="auto" w:val="clear"/>
             <w:vAlign w:val="top"/>
           </w:tcPr>
           <w:p>
@@ -407,6 +437,12 @@
             <w:insideH w:val="none" w:sz="0" w:space="0"/>
             <w:insideV w:val="none" w:sz="0" w:space="0"/>
           </w:tblBorders>
+          <w:tblCellMar>
+            <w:top w:w="0" w:type="dxa"/>
+            <w:left w:w="108" w:type="dxa"/>
+            <w:bottom w:w="0" w:type="dxa"/>
+            <w:right w:w="108" w:type="dxa"/>
+          </w:tblCellMar>
         </w:tblPrEx>
         <w:trPr>
           <w:trHeight w:hRule="atLeast" w:val="20"/>
@@ -415,7 +451,7 @@
           <w:tcPr>
             <w:tcW w:w="2880" w:type="dxa"/>
             <w:tcBorders/>
-            <w:shd w:fill="auto" w:color="auto"/>
+            <w:shd w:fill="auto" w:color="auto" w:val="clear"/>
             <w:vAlign w:val="top"/>
           </w:tcPr>
           <w:p>
@@ -431,7 +467,7 @@
           <w:tcPr>
             <w:tcW w:w="2880" w:type="dxa"/>
             <w:tcBorders/>
-            <w:shd w:fill="auto" w:color="auto"/>
+            <w:shd w:fill="auto" w:color="auto" w:val="clear"/>
             <w:vAlign w:val="top"/>
           </w:tcPr>
           <w:p>
@@ -447,7 +483,7 @@
           <w:tcPr>
             <w:tcW w:w="2880" w:type="dxa"/>
             <w:tcBorders/>
-            <w:shd w:fill="auto" w:color="auto"/>
+            <w:shd w:fill="auto" w:color="auto" w:val="clear"/>
             <w:vAlign w:val="top"/>
           </w:tcPr>
           <w:p>
@@ -470,6 +506,12 @@
             <w:insideH w:val="none" w:sz="0" w:space="0"/>
             <w:insideV w:val="none" w:sz="0" w:space="0"/>
           </w:tblBorders>
+          <w:tblCellMar>
+            <w:top w:w="0" w:type="dxa"/>
+            <w:left w:w="108" w:type="dxa"/>
+            <w:bottom w:w="0" w:type="dxa"/>
+            <w:right w:w="108" w:type="dxa"/>
+          </w:tblCellMar>
         </w:tblPrEx>
         <w:trPr>
           <w:trHeight w:hRule="atLeast" w:val="20"/>
@@ -478,7 +520,7 @@
           <w:tcPr>
             <w:tcW w:w="2880" w:type="dxa"/>
             <w:tcBorders/>
-            <w:shd w:fill="auto" w:color="auto"/>
+            <w:shd w:fill="auto" w:color="auto" w:val="clear"/>
             <w:vAlign w:val="top"/>
           </w:tcPr>
           <w:p>
@@ -494,7 +536,7 @@
           <w:tcPr>
             <w:tcW w:w="2880" w:type="dxa"/>
             <w:tcBorders/>
-            <w:shd w:fill="auto" w:color="auto"/>
+            <w:shd w:fill="auto" w:color="auto" w:val="clear"/>
             <w:vAlign w:val="top"/>
           </w:tcPr>
           <w:p>
@@ -510,7 +552,7 @@
           <w:tcPr>
             <w:tcW w:w="2880" w:type="dxa"/>
             <w:tcBorders/>
-            <w:shd w:fill="auto" w:color="auto"/>
+            <w:shd w:fill="auto" w:color="auto" w:val="clear"/>
             <w:vAlign w:val="top"/>
           </w:tcPr>
           <w:p>
@@ -533,6 +575,12 @@
             <w:insideH w:val="none" w:sz="0" w:space="0"/>
             <w:insideV w:val="none" w:sz="0" w:space="0"/>
           </w:tblBorders>
+          <w:tblCellMar>
+            <w:top w:w="0" w:type="dxa"/>
+            <w:left w:w="108" w:type="dxa"/>
+            <w:bottom w:w="0" w:type="dxa"/>
+            <w:right w:w="108" w:type="dxa"/>
+          </w:tblCellMar>
         </w:tblPrEx>
         <w:trPr>
           <w:trHeight w:hRule="atLeast" w:val="20"/>
@@ -541,7 +589,7 @@
           <w:tcPr>
             <w:tcW w:w="2880" w:type="dxa"/>
             <w:tcBorders/>
-            <w:shd w:fill="auto" w:color="auto"/>
+            <w:shd w:fill="auto" w:color="auto" w:val="clear"/>
             <w:vAlign w:val="top"/>
           </w:tcPr>
           <w:p>
@@ -557,7 +605,7 @@
           <w:tcPr>
             <w:tcW w:w="2880" w:type="dxa"/>
             <w:tcBorders/>
-            <w:shd w:fill="auto" w:color="auto"/>
+            <w:shd w:fill="auto" w:color="auto" w:val="clear"/>
             <w:vAlign w:val="top"/>
           </w:tcPr>
           <w:p>
@@ -573,7 +621,7 @@
           <w:tcPr>
             <w:tcW w:w="2880" w:type="dxa"/>
             <w:tcBorders/>
-            <w:shd w:fill="auto" w:color="auto"/>
+            <w:shd w:fill="auto" w:color="auto" w:val="clear"/>
             <w:vAlign w:val="top"/>
           </w:tcPr>
           <w:p>
@@ -596,6 +644,12 @@
             <w:insideH w:val="none" w:sz="0" w:space="0"/>
             <w:insideV w:val="none" w:sz="0" w:space="0"/>
           </w:tblBorders>
+          <w:tblCellMar>
+            <w:top w:w="0" w:type="dxa"/>
+            <w:left w:w="108" w:type="dxa"/>
+            <w:bottom w:w="0" w:type="dxa"/>
+            <w:right w:w="108" w:type="dxa"/>
+          </w:tblCellMar>
         </w:tblPrEx>
         <w:trPr>
           <w:trHeight w:hRule="atLeast" w:val="20"/>
@@ -604,7 +658,7 @@
           <w:tcPr>
             <w:tcW w:w="2880" w:type="dxa"/>
             <w:tcBorders/>
-            <w:shd w:fill="auto" w:color="auto"/>
+            <w:shd w:fill="auto" w:color="auto" w:val="clear"/>
             <w:vAlign w:val="top"/>
           </w:tcPr>
           <w:p>
@@ -620,7 +674,7 @@
           <w:tcPr>
             <w:tcW w:w="2880" w:type="dxa"/>
             <w:tcBorders/>
-            <w:shd w:fill="auto" w:color="auto"/>
+            <w:shd w:fill="auto" w:color="auto" w:val="clear"/>
             <w:vAlign w:val="top"/>
           </w:tcPr>
           <w:p>
@@ -636,7 +690,7 @@
           <w:tcPr>
             <w:tcW w:w="2880" w:type="dxa"/>
             <w:tcBorders/>
-            <w:shd w:fill="auto" w:color="auto"/>
+            <w:shd w:fill="auto" w:color="auto" w:val="clear"/>
             <w:vAlign w:val="top"/>
           </w:tcPr>
           <w:p>
@@ -659,6 +713,12 @@
             <w:insideH w:val="none" w:sz="0" w:space="0"/>
             <w:insideV w:val="none" w:sz="0" w:space="0"/>
           </w:tblBorders>
+          <w:tblCellMar>
+            <w:top w:w="0" w:type="dxa"/>
+            <w:left w:w="108" w:type="dxa"/>
+            <w:bottom w:w="0" w:type="dxa"/>
+            <w:right w:w="108" w:type="dxa"/>
+          </w:tblCellMar>
         </w:tblPrEx>
         <w:trPr>
           <w:trHeight w:hRule="atLeast" w:val="20"/>
@@ -667,7 +727,7 @@
           <w:tcPr>
             <w:tcW w:w="2880" w:type="dxa"/>
             <w:tcBorders/>
-            <w:shd w:fill="auto" w:color="auto"/>
+            <w:shd w:fill="auto" w:color="auto" w:val="clear"/>
             <w:vAlign w:val="top"/>
           </w:tcPr>
           <w:p>
@@ -683,7 +743,7 @@
           <w:tcPr>
             <w:tcW w:w="2880" w:type="dxa"/>
             <w:tcBorders/>
-            <w:shd w:fill="auto" w:color="auto"/>
+            <w:shd w:fill="auto" w:color="auto" w:val="clear"/>
             <w:vAlign w:val="top"/>
           </w:tcPr>
           <w:p>
@@ -699,7 +759,7 @@
           <w:tcPr>
             <w:tcW w:w="2880" w:type="dxa"/>
             <w:tcBorders/>
-            <w:shd w:fill="auto" w:color="auto"/>
+            <w:shd w:fill="auto" w:color="auto" w:val="clear"/>
             <w:vAlign w:val="top"/>
           </w:tcPr>
           <w:p>
@@ -722,6 +782,12 @@
             <w:insideH w:val="none" w:sz="0" w:space="0"/>
             <w:insideV w:val="none" w:sz="0" w:space="0"/>
           </w:tblBorders>
+          <w:tblCellMar>
+            <w:top w:w="0" w:type="dxa"/>
+            <w:left w:w="108" w:type="dxa"/>
+            <w:bottom w:w="0" w:type="dxa"/>
+            <w:right w:w="108" w:type="dxa"/>
+          </w:tblCellMar>
         </w:tblPrEx>
         <w:trPr>
           <w:trHeight w:hRule="atLeast" w:val="20"/>
@@ -730,7 +796,7 @@
           <w:tcPr>
             <w:tcW w:w="2880" w:type="dxa"/>
             <w:tcBorders/>
-            <w:shd w:fill="auto" w:color="auto"/>
+            <w:shd w:fill="auto" w:color="auto" w:val="clear"/>
             <w:vAlign w:val="top"/>
           </w:tcPr>
           <w:p>
@@ -746,7 +812,7 @@
           <w:tcPr>
             <w:tcW w:w="2880" w:type="dxa"/>
             <w:tcBorders/>
-            <w:shd w:fill="auto" w:color="auto"/>
+            <w:shd w:fill="auto" w:color="auto" w:val="clear"/>
             <w:vAlign w:val="top"/>
           </w:tcPr>
           <w:p>
@@ -762,7 +828,7 @@
           <w:tcPr>
             <w:tcW w:w="2880" w:type="dxa"/>
             <w:tcBorders/>
-            <w:shd w:fill="auto" w:color="auto"/>
+            <w:shd w:fill="auto" w:color="auto" w:val="clear"/>
             <w:vAlign w:val="top"/>
           </w:tcPr>
           <w:p>
@@ -785,6 +851,12 @@
             <w:insideH w:val="none" w:sz="0" w:space="0"/>
             <w:insideV w:val="none" w:sz="0" w:space="0"/>
           </w:tblBorders>
+          <w:tblCellMar>
+            <w:top w:w="0" w:type="dxa"/>
+            <w:left w:w="108" w:type="dxa"/>
+            <w:bottom w:w="0" w:type="dxa"/>
+            <w:right w:w="108" w:type="dxa"/>
+          </w:tblCellMar>
         </w:tblPrEx>
         <w:trPr>
           <w:trHeight w:hRule="atLeast" w:val="20"/>
@@ -793,7 +865,7 @@
           <w:tcPr>
             <w:tcW w:w="2880" w:type="dxa"/>
             <w:tcBorders/>
-            <w:shd w:fill="auto" w:color="auto"/>
+            <w:shd w:fill="auto" w:color="auto" w:val="clear"/>
             <w:vAlign w:val="top"/>
           </w:tcPr>
           <w:p>
@@ -809,7 +881,7 @@
           <w:tcPr>
             <w:tcW w:w="2880" w:type="dxa"/>
             <w:tcBorders/>
-            <w:shd w:fill="auto" w:color="auto"/>
+            <w:shd w:fill="auto" w:color="auto" w:val="clear"/>
             <w:vAlign w:val="top"/>
           </w:tcPr>
           <w:p>
@@ -825,7 +897,7 @@
           <w:tcPr>
             <w:tcW w:w="2880" w:type="dxa"/>
             <w:tcBorders/>
-            <w:shd w:fill="auto" w:color="auto"/>
+            <w:shd w:fill="auto" w:color="auto" w:val="clear"/>
             <w:vAlign w:val="top"/>
           </w:tcPr>
           <w:p>
@@ -848,6 +920,12 @@
             <w:insideH w:val="none" w:sz="0" w:space="0"/>
             <w:insideV w:val="none" w:sz="0" w:space="0"/>
           </w:tblBorders>
+          <w:tblCellMar>
+            <w:top w:w="0" w:type="dxa"/>
+            <w:left w:w="108" w:type="dxa"/>
+            <w:bottom w:w="0" w:type="dxa"/>
+            <w:right w:w="108" w:type="dxa"/>
+          </w:tblCellMar>
         </w:tblPrEx>
         <w:trPr>
           <w:trHeight w:hRule="atLeast" w:val="20"/>
@@ -856,7 +934,7 @@
           <w:tcPr>
             <w:tcW w:w="2880" w:type="dxa"/>
             <w:tcBorders/>
-            <w:shd w:fill="auto" w:color="auto"/>
+            <w:shd w:fill="auto" w:color="auto" w:val="clear"/>
             <w:vAlign w:val="top"/>
           </w:tcPr>
           <w:p>
@@ -872,7 +950,7 @@
           <w:tcPr>
             <w:tcW w:w="2880" w:type="dxa"/>
             <w:tcBorders/>
-            <w:shd w:fill="auto" w:color="auto"/>
+            <w:shd w:fill="auto" w:color="auto" w:val="clear"/>
             <w:vAlign w:val="top"/>
           </w:tcPr>
           <w:p>
@@ -888,7 +966,7 @@
           <w:tcPr>
             <w:tcW w:w="2880" w:type="dxa"/>
             <w:tcBorders/>
-            <w:shd w:fill="auto" w:color="auto"/>
+            <w:shd w:fill="auto" w:color="auto" w:val="clear"/>
             <w:vAlign w:val="top"/>
           </w:tcPr>
           <w:p>
@@ -911,6 +989,12 @@
             <w:insideH w:val="none" w:sz="0" w:space="0"/>
             <w:insideV w:val="none" w:sz="0" w:space="0"/>
           </w:tblBorders>
+          <w:tblCellMar>
+            <w:top w:w="0" w:type="dxa"/>
+            <w:left w:w="108" w:type="dxa"/>
+            <w:bottom w:w="0" w:type="dxa"/>
+            <w:right w:w="108" w:type="dxa"/>
+          </w:tblCellMar>
         </w:tblPrEx>
         <w:trPr>
           <w:trHeight w:hRule="atLeast" w:val="20"/>
@@ -919,7 +1003,7 @@
           <w:tcPr>
             <w:tcW w:w="2880" w:type="dxa"/>
             <w:tcBorders/>
-            <w:shd w:fill="auto" w:color="auto"/>
+            <w:shd w:fill="auto" w:color="auto" w:val="clear"/>
             <w:vAlign w:val="top"/>
           </w:tcPr>
           <w:p>
@@ -935,7 +1019,7 @@
           <w:tcPr>
             <w:tcW w:w="2880" w:type="dxa"/>
             <w:tcBorders/>
-            <w:shd w:fill="auto" w:color="auto"/>
+            <w:shd w:fill="auto" w:color="auto" w:val="clear"/>
             <w:vAlign w:val="top"/>
           </w:tcPr>
           <w:p>
@@ -951,7 +1035,7 @@
           <w:tcPr>
             <w:tcW w:w="2880" w:type="dxa"/>
             <w:tcBorders/>
-            <w:shd w:fill="auto" w:color="auto"/>
+            <w:shd w:fill="auto" w:color="auto" w:val="clear"/>
             <w:vAlign w:val="top"/>
           </w:tcPr>
           <w:p>
@@ -974,6 +1058,12 @@
             <w:insideH w:val="none" w:sz="0" w:space="0"/>
             <w:insideV w:val="none" w:sz="0" w:space="0"/>
           </w:tblBorders>
+          <w:tblCellMar>
+            <w:top w:w="0" w:type="dxa"/>
+            <w:left w:w="108" w:type="dxa"/>
+            <w:bottom w:w="0" w:type="dxa"/>
+            <w:right w:w="108" w:type="dxa"/>
+          </w:tblCellMar>
         </w:tblPrEx>
         <w:trPr>
           <w:trHeight w:hRule="atLeast" w:val="20"/>
@@ -982,7 +1072,7 @@
           <w:tcPr>
             <w:tcW w:w="2880" w:type="dxa"/>
             <w:tcBorders/>
-            <w:shd w:fill="auto" w:color="auto"/>
+            <w:shd w:fill="auto" w:color="auto" w:val="clear"/>
             <w:vAlign w:val="top"/>
           </w:tcPr>
           <w:p>
@@ -998,7 +1088,7 @@
           <w:tcPr>
             <w:tcW w:w="2880" w:type="dxa"/>
             <w:tcBorders/>
-            <w:shd w:fill="auto" w:color="auto"/>
+            <w:shd w:fill="auto" w:color="auto" w:val="clear"/>
             <w:vAlign w:val="top"/>
           </w:tcPr>
           <w:p>
@@ -1014,7 +1104,7 @@
           <w:tcPr>
             <w:tcW w:w="2880" w:type="dxa"/>
             <w:tcBorders/>
-            <w:shd w:fill="auto" w:color="auto"/>
+            <w:shd w:fill="auto" w:color="auto" w:val="clear"/>
             <w:vAlign w:val="top"/>
           </w:tcPr>
           <w:p>
@@ -1208,6 +1298,12 @@
             <w:insideH w:val="none" w:sz="0" w:space="0"/>
             <w:insideV w:val="none" w:sz="0" w:space="0"/>
           </w:tblBorders>
+          <w:tblCellMar>
+            <w:top w:w="0" w:type="dxa"/>
+            <w:left w:w="108" w:type="dxa"/>
+            <w:bottom w:w="0" w:type="dxa"/>
+            <w:right w:w="108" w:type="dxa"/>
+          </w:tblCellMar>
         </w:tblPrEx>
         <w:trPr>
           <w:trHeight w:hRule="atLeast" w:val="20"/>
@@ -1216,7 +1312,7 @@
           <w:tcPr>
             <w:tcW w:w="1728" w:type="dxa"/>
             <w:tcBorders/>
-            <w:shd w:fill="auto" w:color="auto"/>
+            <w:shd w:fill="auto" w:color="auto" w:val="clear"/>
             <w:vAlign w:val="top"/>
           </w:tcPr>
           <w:p>
@@ -1232,7 +1328,7 @@
           <w:tcPr>
             <w:tcW w:w="1728" w:type="dxa"/>
             <w:tcBorders/>
-            <w:shd w:fill="auto" w:color="auto"/>
+            <w:shd w:fill="auto" w:color="auto" w:val="clear"/>
             <w:vAlign w:val="top"/>
           </w:tcPr>
           <w:p>
@@ -1248,7 +1344,7 @@
           <w:tcPr>
             <w:tcW w:w="1728" w:type="dxa"/>
             <w:tcBorders/>
-            <w:shd w:fill="auto" w:color="auto"/>
+            <w:shd w:fill="auto" w:color="auto" w:val="clear"/>
             <w:vAlign w:val="top"/>
           </w:tcPr>
           <w:p>
@@ -1264,7 +1360,7 @@
           <w:tcPr>
             <w:tcW w:w="1728" w:type="dxa"/>
             <w:tcBorders/>
-            <w:shd w:fill="auto" w:color="auto"/>
+            <w:shd w:fill="auto" w:color="auto" w:val="clear"/>
             <w:vAlign w:val="top"/>
           </w:tcPr>
           <w:p>
@@ -1280,7 +1376,7 @@
           <w:tcPr>
             <w:tcW w:w="1728" w:type="dxa"/>
             <w:tcBorders/>
-            <w:shd w:fill="auto" w:color="auto"/>
+            <w:shd w:fill="auto" w:color="auto" w:val="clear"/>
             <w:vAlign w:val="top"/>
           </w:tcPr>
           <w:p>
@@ -1303,6 +1399,12 @@
             <w:insideH w:val="none" w:sz="0" w:space="0"/>
             <w:insideV w:val="none" w:sz="0" w:space="0"/>
           </w:tblBorders>
+          <w:tblCellMar>
+            <w:top w:w="0" w:type="dxa"/>
+            <w:left w:w="108" w:type="dxa"/>
+            <w:bottom w:w="0" w:type="dxa"/>
+            <w:right w:w="108" w:type="dxa"/>
+          </w:tblCellMar>
         </w:tblPrEx>
         <w:trPr>
           <w:trHeight w:hRule="atLeast" w:val="20"/>
@@ -1311,7 +1413,7 @@
           <w:tcPr>
             <w:tcW w:w="1728" w:type="dxa"/>
             <w:tcBorders/>
-            <w:shd w:fill="auto" w:color="auto"/>
+            <w:shd w:fill="auto" w:color="auto" w:val="clear"/>
             <w:vAlign w:val="top"/>
           </w:tcPr>
           <w:p>
@@ -1327,7 +1429,7 @@
           <w:tcPr>
             <w:tcW w:w="1728" w:type="dxa"/>
             <w:tcBorders/>
-            <w:shd w:fill="auto" w:color="auto"/>
+            <w:shd w:fill="auto" w:color="auto" w:val="clear"/>
             <w:vAlign w:val="top"/>
           </w:tcPr>
           <w:p>
@@ -1343,7 +1445,7 @@
           <w:tcPr>
             <w:tcW w:w="1728" w:type="dxa"/>
             <w:tcBorders/>
-            <w:shd w:fill="auto" w:color="auto"/>
+            <w:shd w:fill="auto" w:color="auto" w:val="clear"/>
             <w:vAlign w:val="top"/>
           </w:tcPr>
           <w:p>
@@ -1359,7 +1461,7 @@
           <w:tcPr>
             <w:tcW w:w="1728" w:type="dxa"/>
             <w:tcBorders/>
-            <w:shd w:fill="auto" w:color="auto"/>
+            <w:shd w:fill="auto" w:color="auto" w:val="clear"/>
             <w:vAlign w:val="top"/>
           </w:tcPr>
           <w:p>
@@ -1375,7 +1477,7 @@
           <w:tcPr>
             <w:tcW w:w="1728" w:type="dxa"/>
             <w:tcBorders/>
-            <w:shd w:fill="auto" w:color="auto"/>
+            <w:shd w:fill="auto" w:color="auto" w:val="clear"/>
             <w:vAlign w:val="top"/>
           </w:tcPr>
           <w:p>
@@ -1398,6 +1500,12 @@
             <w:insideH w:val="none" w:sz="0" w:space="0"/>
             <w:insideV w:val="none" w:sz="0" w:space="0"/>
           </w:tblBorders>
+          <w:tblCellMar>
+            <w:top w:w="0" w:type="dxa"/>
+            <w:left w:w="108" w:type="dxa"/>
+            <w:bottom w:w="0" w:type="dxa"/>
+            <w:right w:w="108" w:type="dxa"/>
+          </w:tblCellMar>
         </w:tblPrEx>
         <w:trPr>
           <w:trHeight w:hRule="atLeast" w:val="20"/>
@@ -1406,7 +1514,7 @@
           <w:tcPr>
             <w:tcW w:w="1728" w:type="dxa"/>
             <w:tcBorders/>
-            <w:shd w:fill="auto" w:color="auto"/>
+            <w:shd w:fill="auto" w:color="auto" w:val="clear"/>
             <w:vAlign w:val="top"/>
           </w:tcPr>
           <w:p>
@@ -1422,7 +1530,7 @@
           <w:tcPr>
             <w:tcW w:w="1728" w:type="dxa"/>
             <w:tcBorders/>
-            <w:shd w:fill="auto" w:color="auto"/>
+            <w:shd w:fill="auto" w:color="auto" w:val="clear"/>
             <w:vAlign w:val="top"/>
           </w:tcPr>
           <w:p>
@@ -1438,7 +1546,7 @@
           <w:tcPr>
             <w:tcW w:w="1728" w:type="dxa"/>
             <w:tcBorders/>
-            <w:shd w:fill="auto" w:color="auto"/>
+            <w:shd w:fill="auto" w:color="auto" w:val="clear"/>
             <w:vAlign w:val="top"/>
           </w:tcPr>
           <w:p>
@@ -1454,7 +1562,7 @@
           <w:tcPr>
             <w:tcW w:w="1728" w:type="dxa"/>
             <w:tcBorders/>
-            <w:shd w:fill="auto" w:color="auto"/>
+            <w:shd w:fill="auto" w:color="auto" w:val="clear"/>
             <w:vAlign w:val="top"/>
           </w:tcPr>
           <w:p>
@@ -1470,7 +1578,7 @@
           <w:tcPr>
             <w:tcW w:w="1728" w:type="dxa"/>
             <w:tcBorders/>
-            <w:shd w:fill="auto" w:color="auto"/>
+            <w:shd w:fill="auto" w:color="auto" w:val="clear"/>
             <w:vAlign w:val="top"/>
           </w:tcPr>
           <w:p>
@@ -1493,6 +1601,12 @@
             <w:insideH w:val="none" w:sz="0" w:space="0"/>
             <w:insideV w:val="none" w:sz="0" w:space="0"/>
           </w:tblBorders>
+          <w:tblCellMar>
+            <w:top w:w="0" w:type="dxa"/>
+            <w:left w:w="108" w:type="dxa"/>
+            <w:bottom w:w="0" w:type="dxa"/>
+            <w:right w:w="108" w:type="dxa"/>
+          </w:tblCellMar>
         </w:tblPrEx>
         <w:trPr>
           <w:trHeight w:hRule="atLeast" w:val="20"/>
@@ -1501,7 +1615,7 @@
           <w:tcPr>
             <w:tcW w:w="1728" w:type="dxa"/>
             <w:tcBorders/>
-            <w:shd w:fill="auto" w:color="auto"/>
+            <w:shd w:fill="auto" w:color="auto" w:val="clear"/>
             <w:vAlign w:val="top"/>
           </w:tcPr>
           <w:p>
@@ -1517,7 +1631,7 @@
           <w:tcPr>
             <w:tcW w:w="1728" w:type="dxa"/>
             <w:tcBorders/>
-            <w:shd w:fill="auto" w:color="auto"/>
+            <w:shd w:fill="auto" w:color="auto" w:val="clear"/>
             <w:vAlign w:val="top"/>
           </w:tcPr>
           <w:p>
@@ -1533,7 +1647,7 @@
           <w:tcPr>
             <w:tcW w:w="1728" w:type="dxa"/>
             <w:tcBorders/>
-            <w:shd w:fill="auto" w:color="auto"/>
+            <w:shd w:fill="auto" w:color="auto" w:val="clear"/>
             <w:vAlign w:val="top"/>
           </w:tcPr>
           <w:p>
@@ -1549,7 +1663,7 @@
           <w:tcPr>
             <w:tcW w:w="1728" w:type="dxa"/>
             <w:tcBorders/>
-            <w:shd w:fill="auto" w:color="auto"/>
+            <w:shd w:fill="auto" w:color="auto" w:val="clear"/>
             <w:vAlign w:val="top"/>
           </w:tcPr>
           <w:p>
@@ -1565,7 +1679,7 @@
           <w:tcPr>
             <w:tcW w:w="1728" w:type="dxa"/>
             <w:tcBorders/>
-            <w:shd w:fill="auto" w:color="auto"/>
+            <w:shd w:fill="auto" w:color="auto" w:val="clear"/>
             <w:vAlign w:val="top"/>
           </w:tcPr>
           <w:p>
@@ -1600,10 +1714,7 @@
         <w:pStyle w:val="Normal"/>
       </w:pPr>
       <w:r>
-        <w:t xml:space="preserve">K-Means (k=3) produced a more directly interpretable three-group solution with no noise points. Its </w:t>
-      </w:r>
-      <w:r>
-        <w:t xml:space="preserve">silhouette score was 0.168 and Davies-Bouldin index was 1.916.</w:t>
+        <w:t xml:space="preserve">K-Means (k=3) produced a more directly interpretable three-group solution with no noise points. Its silhouette score was 0.168 and Davies-Bouldin index was 1.916.</w:t>
       </w:r>
     </w:p>
     <w:p>
@@ -1659,6 +1770,12 @@
             <w:insideH w:val="none" w:sz="0" w:space="0"/>
             <w:insideV w:val="none" w:sz="0" w:space="0"/>
           </w:tblBorders>
+          <w:tblCellMar>
+            <w:top w:w="0" w:type="dxa"/>
+            <w:left w:w="108" w:type="dxa"/>
+            <w:bottom w:w="0" w:type="dxa"/>
+            <w:right w:w="108" w:type="dxa"/>
+          </w:tblCellMar>
         </w:tblPrEx>
         <w:trPr>
           <w:trHeight w:hRule="atLeast" w:val="20"/>
@@ -1667,7 +1784,7 @@
           <w:tcPr>
             <w:tcW w:w="2160" w:type="dxa"/>
             <w:tcBorders/>
-            <w:shd w:fill="auto" w:color="auto"/>
+            <w:shd w:fill="auto" w:color="auto" w:val="clear"/>
             <w:vAlign w:val="top"/>
           </w:tcPr>
           <w:p>
@@ -1683,7 +1800,7 @@
           <w:tcPr>
             <w:tcW w:w="2160" w:type="dxa"/>
             <w:tcBorders/>
-            <w:shd w:fill="auto" w:color="auto"/>
+            <w:shd w:fill="auto" w:color="auto" w:val="clear"/>
             <w:vAlign w:val="top"/>
           </w:tcPr>
           <w:p>
@@ -1699,7 +1816,7 @@
           <w:tcPr>
             <w:tcW w:w="2160" w:type="dxa"/>
             <w:tcBorders/>
-            <w:shd w:fill="auto" w:color="auto"/>
+            <w:shd w:fill="auto" w:color="auto" w:val="clear"/>
             <w:vAlign w:val="top"/>
           </w:tcPr>
           <w:p>
@@ -1715,7 +1832,7 @@
           <w:tcPr>
             <w:tcW w:w="2160" w:type="dxa"/>
             <w:tcBorders/>
-            <w:shd w:fill="auto" w:color="auto"/>
+            <w:shd w:fill="auto" w:color="auto" w:val="clear"/>
             <w:vAlign w:val="top"/>
           </w:tcPr>
           <w:p>
@@ -1738,6 +1855,12 @@
             <w:insideH w:val="none" w:sz="0" w:space="0"/>
             <w:insideV w:val="none" w:sz="0" w:space="0"/>
           </w:tblBorders>
+          <w:tblCellMar>
+            <w:top w:w="0" w:type="dxa"/>
+            <w:left w:w="108" w:type="dxa"/>
+            <w:bottom w:w="0" w:type="dxa"/>
+            <w:right w:w="108" w:type="dxa"/>
+          </w:tblCellMar>
         </w:tblPrEx>
         <w:trPr>
           <w:trHeight w:hRule="atLeast" w:val="20"/>
@@ -1746,7 +1869,7 @@
           <w:tcPr>
             <w:tcW w:w="2160" w:type="dxa"/>
             <w:tcBorders/>
-            <w:shd w:fill="auto" w:color="auto"/>
+            <w:shd w:fill="auto" w:color="auto" w:val="clear"/>
             <w:vAlign w:val="top"/>
           </w:tcPr>
           <w:p>
@@ -1762,7 +1885,7 @@
           <w:tcPr>
             <w:tcW w:w="2160" w:type="dxa"/>
             <w:tcBorders/>
-            <w:shd w:fill="auto" w:color="auto"/>
+            <w:shd w:fill="auto" w:color="auto" w:val="clear"/>
             <w:vAlign w:val="top"/>
           </w:tcPr>
           <w:p>
@@ -1778,7 +1901,7 @@
           <w:tcPr>
             <w:tcW w:w="2160" w:type="dxa"/>
             <w:tcBorders/>
-            <w:shd w:fill="auto" w:color="auto"/>
+            <w:shd w:fill="auto" w:color="auto" w:val="clear"/>
             <w:vAlign w:val="top"/>
           </w:tcPr>
           <w:p>
@@ -1794,7 +1917,7 @@
           <w:tcPr>
             <w:tcW w:w="2160" w:type="dxa"/>
             <w:tcBorders/>
-            <w:shd w:fill="auto" w:color="auto"/>
+            <w:shd w:fill="auto" w:color="auto" w:val="clear"/>
             <w:vAlign w:val="top"/>
           </w:tcPr>
           <w:p>
@@ -1820,6 +1943,12 @@
             <w:insideH w:val="none" w:sz="0" w:space="0"/>
             <w:insideV w:val="none" w:sz="0" w:space="0"/>
           </w:tblBorders>
+          <w:tblCellMar>
+            <w:top w:w="0" w:type="dxa"/>
+            <w:left w:w="108" w:type="dxa"/>
+            <w:bottom w:w="0" w:type="dxa"/>
+            <w:right w:w="108" w:type="dxa"/>
+          </w:tblCellMar>
         </w:tblPrEx>
         <w:trPr>
           <w:trHeight w:hRule="atLeast" w:val="20"/>
@@ -1828,7 +1957,7 @@
           <w:tcPr>
             <w:tcW w:w="2160" w:type="dxa"/>
             <w:tcBorders/>
-            <w:shd w:fill="auto" w:color="auto"/>
+            <w:shd w:fill="auto" w:color="auto" w:val="clear"/>
             <w:vAlign w:val="top"/>
           </w:tcPr>
           <w:p>
@@ -1844,7 +1973,7 @@
           <w:tcPr>
             <w:tcW w:w="2160" w:type="dxa"/>
             <w:tcBorders/>
-            <w:shd w:fill="auto" w:color="auto"/>
+            <w:shd w:fill="auto" w:color="auto" w:val="clear"/>
             <w:vAlign w:val="top"/>
           </w:tcPr>
           <w:p>
@@ -1860,7 +1989,7 @@
           <w:tcPr>
             <w:tcW w:w="2160" w:type="dxa"/>
             <w:tcBorders/>
-            <w:shd w:fill="auto" w:color="auto"/>
+            <w:shd w:fill="auto" w:color="auto" w:val="clear"/>
             <w:vAlign w:val="top"/>
           </w:tcPr>
           <w:p>
@@ -1876,7 +2005,7 @@
           <w:tcPr>
             <w:tcW w:w="2160" w:type="dxa"/>
             <w:tcBorders/>
-            <w:shd w:fill="auto" w:color="auto"/>
+            <w:shd w:fill="auto" w:color="auto" w:val="clear"/>
             <w:vAlign w:val="top"/>
           </w:tcPr>
           <w:p>
@@ -1902,6 +2031,12 @@
             <w:insideH w:val="none" w:sz="0" w:space="0"/>
             <w:insideV w:val="none" w:sz="0" w:space="0"/>
           </w:tblBorders>
+          <w:tblCellMar>
+            <w:top w:w="0" w:type="dxa"/>
+            <w:left w:w="108" w:type="dxa"/>
+            <w:bottom w:w="0" w:type="dxa"/>
+            <w:right w:w="108" w:type="dxa"/>
+          </w:tblCellMar>
         </w:tblPrEx>
         <w:trPr>
           <w:trHeight w:hRule="atLeast" w:val="20"/>
@@ -1910,7 +2045,7 @@
           <w:tcPr>
             <w:tcW w:w="2160" w:type="dxa"/>
             <w:tcBorders/>
-            <w:shd w:fill="auto" w:color="auto"/>
+            <w:shd w:fill="auto" w:color="auto" w:val="clear"/>
             <w:vAlign w:val="top"/>
           </w:tcPr>
           <w:p>
@@ -1926,7 +2061,7 @@
           <w:tcPr>
             <w:tcW w:w="2160" w:type="dxa"/>
             <w:tcBorders/>
-            <w:shd w:fill="auto" w:color="auto"/>
+            <w:shd w:fill="auto" w:color="auto" w:val="clear"/>
             <w:vAlign w:val="top"/>
           </w:tcPr>
           <w:p>
@@ -1942,7 +2077,7 @@
           <w:tcPr>
             <w:tcW w:w="2160" w:type="dxa"/>
             <w:tcBorders/>
-            <w:shd w:fill="auto" w:color="auto"/>
+            <w:shd w:fill="auto" w:color="auto" w:val="clear"/>
             <w:vAlign w:val="top"/>
           </w:tcPr>
           <w:p>
@@ -1958,7 +2093,7 @@
           <w:tcPr>
             <w:tcW w:w="2160" w:type="dxa"/>
             <w:tcBorders/>
-            <w:shd w:fill="auto" w:color="auto"/>
+            <w:shd w:fill="auto" w:color="auto" w:val="clear"/>
             <w:vAlign w:val="top"/>
           </w:tcPr>
           <w:p>
@@ -2194,7 +2329,7 @@
 
 <file path=word/numbering.xml><?xml version="1.0" encoding="utf-8"?>
 <w:numbering xmlns:wpc="http://schemas.microsoft.com/office/word/2010/wordprocessingCanvas" xmlns:mc="http://schemas.openxmlformats.org/markup-compatibility/2006" xmlns:o="urn:schemas-microsoft-com:office:office" xmlns:r="http://schemas.openxmlformats.org/officeDocument/2006/relationships" xmlns:m="http://schemas.openxmlformats.org/officeDocument/2006/math" xmlns:v="urn:schemas-microsoft-com:vml" xmlns:wp14="http://schemas.microsoft.com/office/word/2010/wordprocessingDrawing" xmlns:wp="http://schemas.openxmlformats.org/drawingml/2006/wordprocessingDrawing" xmlns:w10="urn:schemas-microsoft-com:office:word" xmlns:w="http://schemas.openxmlformats.org/wordprocessingml/2006/main" xmlns:w14="http://schemas.microsoft.com/office/word/2010/wordml" xmlns:w15="http://schemas.microsoft.com/office/word/2012/wordml" xmlns:wpg="http://schemas.microsoft.com/office/word/2010/wordprocessingGroup" xmlns:wpi="http://schemas.microsoft.com/office/word/2010/wordprocessingInk" xmlns:wne="http://schemas.microsoft.com/office/word/2006/wordml" xmlns:wps="http://schemas.microsoft.com/office/word/2010/wordprocessingShape" mc:Ignorable="w14 w15 wp14">
-  <w:abstractNum w:abstractNumId="2">
+  <w:abstractNum w:abstractNumId="0">
     <w:nsid w:val="FFFFFF7E"/>
     <w:lvl w:ilvl="0">
       <w:start w:val="1"/>
@@ -2266,7 +2401,7 @@
       <w:pPr/>
     </w:lvl>
   </w:abstractNum>
-  <w:abstractNum w:abstractNumId="3">
+  <w:abstractNum w:abstractNumId="1">
     <w:nsid w:val="FFFFFF7F"/>
     <w:lvl w:ilvl="0">
       <w:start w:val="1"/>
@@ -2338,7 +2473,7 @@
       <w:pPr/>
     </w:lvl>
   </w:abstractNum>
-  <w:abstractNum w:abstractNumId="5">
+  <w:abstractNum w:abstractNumId="2">
     <w:nsid w:val="FFFFFF82"/>
     <w:lvl w:ilvl="0">
       <w:start w:val="0"/>
@@ -2413,7 +2548,7 @@
       <w:pPr/>
     </w:lvl>
   </w:abstractNum>
-  <w:abstractNum w:abstractNumId="6">
+  <w:abstractNum w:abstractNumId="3">
     <w:nsid w:val="FFFFFF83"/>
     <w:lvl w:ilvl="0">
       <w:start w:val="0"/>
@@ -2488,7 +2623,7 @@
       <w:pPr/>
     </w:lvl>
   </w:abstractNum>
-  <w:abstractNum w:abstractNumId="7">
+  <w:abstractNum w:abstractNumId="4">
     <w:nsid w:val="FFFFFF88"/>
     <w:lvl w:ilvl="0">
       <w:start w:val="1"/>
@@ -2560,7 +2695,7 @@
       <w:pPr/>
     </w:lvl>
   </w:abstractNum>
-  <w:abstractNum w:abstractNumId="8">
+  <w:abstractNum w:abstractNumId="5">
     <w:nsid w:val="FFFFFF89"/>
     <w:lvl w:ilvl="0">
       <w:start w:val="0"/>
@@ -2635,23 +2770,23 @@
       <w:pPr/>
     </w:lvl>
   </w:abstractNum>
+  <w:num w:numId="1">
+    <w:abstractNumId w:val="0"/>
+  </w:num>
+  <w:num w:numId="2">
+    <w:abstractNumId w:val="1"/>
+  </w:num>
   <w:num w:numId="3">
     <w:abstractNumId w:val="2"/>
   </w:num>
   <w:num w:numId="4">
     <w:abstractNumId w:val="3"/>
   </w:num>
+  <w:num w:numId="5">
+    <w:abstractNumId w:val="4"/>
+  </w:num>
   <w:num w:numId="6">
     <w:abstractNumId w:val="5"/>
-  </w:num>
-  <w:num w:numId="7">
-    <w:abstractNumId w:val="6"/>
-  </w:num>
-  <w:num w:numId="8">
-    <w:abstractNumId w:val="7"/>
-  </w:num>
-  <w:num w:numId="9">
-    <w:abstractNumId w:val="8"/>
   </w:num>
 </w:numbering>
 </file>
@@ -3163,7 +3298,7 @@
     <w:next w:val="List Bullet"/>
     <w:pPr>
       <w:numPr>
-        <w:numId w:val="9"/>
+        <w:numId w:val="6"/>
       </w:numPr>
       <w:contextualSpacing/>
     </w:pPr>
@@ -3174,7 +3309,7 @@
     <w:next w:val="List Bullet 2"/>
     <w:pPr>
       <w:numPr>
-        <w:numId w:val="7"/>
+        <w:numId w:val="4"/>
       </w:numPr>
       <w:contextualSpacing/>
     </w:pPr>
@@ -3185,7 +3320,7 @@
     <w:next w:val="List Bullet 3"/>
     <w:pPr>
       <w:numPr>
-        <w:numId w:val="6"/>
+        <w:numId w:val="3"/>
       </w:numPr>
       <w:contextualSpacing/>
     </w:pPr>
@@ -3196,7 +3331,7 @@
     <w:next w:val="List Number"/>
     <w:pPr>
       <w:numPr>
-        <w:numId w:val="8"/>
+        <w:numId w:val="5"/>
       </w:numPr>
       <w:contextualSpacing/>
     </w:pPr>
@@ -3207,7 +3342,7 @@
     <w:next w:val="List Number 2"/>
     <w:pPr>
       <w:numPr>
-        <w:numId w:val="4"/>
+        <w:numId w:val="2"/>
       </w:numPr>
       <w:contextualSpacing/>
     </w:pPr>
@@ -3218,7 +3353,7 @@
     <w:next w:val="List Number 3"/>
     <w:pPr>
       <w:numPr>
-        <w:numId w:val="3"/>
+        <w:numId w:val="1"/>
       </w:numPr>
       <w:contextualSpacing/>
     </w:pPr>
